--- a/build/es_electric_components_type.docx
+++ b/build/es_electric_components_type.docx
@@ -7,7 +7,7 @@
         <w:pStyle w:val="Heading1"/>
       </w:pPr>
       <w:r>
-        <w:t>Electricity. Tipos de componentes.</w:t>
+        <w:t>Electricidad. Tipos de componentes.</w:t>
       </w:r>
     </w:p>
     <w:p>
@@ -74,7 +74,7 @@
       <w:r>
         <w:t>b)</w:t>
         <w:tab/>
-        <w:t>Elemento de control</w:t>
+        <w:t>Receptor</w:t>
       </w:r>
     </w:p>
     <w:p>
@@ -94,7 +94,7 @@
       <w:r>
         <w:t>d)</w:t>
         <w:tab/>
-        <w:t>Receptor</w:t>
+        <w:t>Elemento de control</w:t>
       </w:r>
     </w:p>
     <w:p>
@@ -151,7 +151,7 @@
       <w:r>
         <w:t>a)</w:t>
         <w:tab/>
-        <w:t>Generador</w:t>
+        <w:t>Elemento de control</w:t>
       </w:r>
     </w:p>
     <w:p>
@@ -171,7 +171,7 @@
       <w:r>
         <w:t>c)</w:t>
         <w:tab/>
-        <w:t>Conductor</w:t>
+        <w:t>Generador</w:t>
       </w:r>
     </w:p>
     <w:p>
@@ -181,7 +181,7 @@
       <w:r>
         <w:t>d)</w:t>
         <w:tab/>
-        <w:t>Elemento de control</w:t>
+        <w:t>Conductor</w:t>
       </w:r>
     </w:p>
     <w:p>
@@ -248,7 +248,7 @@
       <w:r>
         <w:t>b)</w:t>
         <w:tab/>
-        <w:t>Generador</w:t>
+        <w:t>Elemento de control</w:t>
       </w:r>
     </w:p>
     <w:p>
@@ -258,7 +258,7 @@
       <w:r>
         <w:t>c)</w:t>
         <w:tab/>
-        <w:t>Elemento de control</w:t>
+        <w:t>Generador</w:t>
       </w:r>
     </w:p>
     <w:p>
@@ -325,7 +325,7 @@
       <w:r>
         <w:t>a)</w:t>
         <w:tab/>
-        <w:t>Elemento de control</w:t>
+        <w:t>Conductor</w:t>
       </w:r>
     </w:p>
     <w:p>
@@ -335,7 +335,7 @@
       <w:r>
         <w:t>b)</w:t>
         <w:tab/>
-        <w:t>Conductor</w:t>
+        <w:t>Elemento de control</w:t>
       </w:r>
     </w:p>
     <w:p>
@@ -432,7 +432,7 @@
       <w:r>
         <w:t>c)</w:t>
         <w:tab/>
-        <w:t>Elemento de control</w:t>
+        <w:t>Conductor</w:t>
       </w:r>
     </w:p>
     <w:p>
@@ -442,7 +442,7 @@
       <w:r>
         <w:t>d)</w:t>
         <w:tab/>
-        <w:t>Conductor</w:t>
+        <w:t>Elemento de control</w:t>
       </w:r>
     </w:p>
     <w:p>
@@ -499,6 +499,16 @@
       <w:r>
         <w:t>a)</w:t>
         <w:tab/>
+        <w:t>Conductor</w:t>
+      </w:r>
+    </w:p>
+    <w:p>
+      <w:pPr>
+        <w:pStyle w:val="Choice"/>
+      </w:pPr>
+      <w:r>
+        <w:t>b)</w:t>
+        <w:tab/>
         <w:t>Generador</w:t>
       </w:r>
     </w:p>
@@ -507,7 +517,7 @@
         <w:pStyle w:val="Choice"/>
       </w:pPr>
       <w:r>
-        <w:t>b)</w:t>
+        <w:t>c)</w:t>
         <w:tab/>
         <w:t>Elemento de control</w:t>
       </w:r>
@@ -517,19 +527,9 @@
         <w:pStyle w:val="Choice"/>
       </w:pPr>
       <w:r>
-        <w:t>c)</w:t>
+        <w:t>d)</w:t>
         <w:tab/>
         <w:t>Receptor</w:t>
-      </w:r>
-    </w:p>
-    <w:p>
-      <w:pPr>
-        <w:pStyle w:val="Choice"/>
-      </w:pPr>
-      <w:r>
-        <w:t>d)</w:t>
-        <w:tab/>
-        <w:t>Conductor</w:t>
       </w:r>
     </w:p>
     <w:p>
@@ -596,16 +596,6 @@
       <w:r>
         <w:t>b)</w:t>
         <w:tab/>
-        <w:t>Receptor</w:t>
-      </w:r>
-    </w:p>
-    <w:p>
-      <w:pPr>
-        <w:pStyle w:val="Choice"/>
-      </w:pPr>
-      <w:r>
-        <w:t>c)</w:t>
-        <w:tab/>
         <w:t>Conductor</w:t>
       </w:r>
     </w:p>
@@ -614,9 +604,19 @@
         <w:pStyle w:val="Choice"/>
       </w:pPr>
       <w:r>
+        <w:t>c)</w:t>
+        <w:tab/>
+        <w:t>Generador</w:t>
+      </w:r>
+    </w:p>
+    <w:p>
+      <w:pPr>
+        <w:pStyle w:val="Choice"/>
+      </w:pPr>
+      <w:r>
         <w:t>d)</w:t>
         <w:tab/>
-        <w:t>Generador</w:t>
+        <w:t>Receptor</w:t>
       </w:r>
     </w:p>
     <w:p>
@@ -673,6 +673,16 @@
       <w:r>
         <w:t>a)</w:t>
         <w:tab/>
+        <w:t>Conductor</w:t>
+      </w:r>
+    </w:p>
+    <w:p>
+      <w:pPr>
+        <w:pStyle w:val="Choice"/>
+      </w:pPr>
+      <w:r>
+        <w:t>b)</w:t>
+        <w:tab/>
         <w:t>Generador</w:t>
       </w:r>
     </w:p>
@@ -681,7 +691,7 @@
         <w:pStyle w:val="Choice"/>
       </w:pPr>
       <w:r>
-        <w:t>b)</w:t>
+        <w:t>c)</w:t>
         <w:tab/>
         <w:t>Receptor</w:t>
       </w:r>
@@ -691,19 +701,9 @@
         <w:pStyle w:val="Choice"/>
       </w:pPr>
       <w:r>
-        <w:t>c)</w:t>
+        <w:t>d)</w:t>
         <w:tab/>
         <w:t>Elemento de control</w:t>
-      </w:r>
-    </w:p>
-    <w:p>
-      <w:pPr>
-        <w:pStyle w:val="Choice"/>
-      </w:pPr>
-      <w:r>
-        <w:t>d)</w:t>
-        <w:tab/>
-        <w:t>Conductor</w:t>
       </w:r>
     </w:p>
     <w:p>
@@ -760,6 +760,16 @@
       <w:r>
         <w:t>a)</w:t>
         <w:tab/>
+        <w:t>Elemento de control</w:t>
+      </w:r>
+    </w:p>
+    <w:p>
+      <w:pPr>
+        <w:pStyle w:val="Choice"/>
+      </w:pPr>
+      <w:r>
+        <w:t>b)</w:t>
+        <w:tab/>
         <w:t>Generador</w:t>
       </w:r>
     </w:p>
@@ -768,19 +778,9 @@
         <w:pStyle w:val="Choice"/>
       </w:pPr>
       <w:r>
-        <w:t>b)</w:t>
+        <w:t>c)</w:t>
         <w:tab/>
         <w:t>Receptor</w:t>
-      </w:r>
-    </w:p>
-    <w:p>
-      <w:pPr>
-        <w:pStyle w:val="Choice"/>
-      </w:pPr>
-      <w:r>
-        <w:t>c)</w:t>
-        <w:tab/>
-        <w:t>Elemento de control</w:t>
       </w:r>
     </w:p>
     <w:p>
@@ -847,7 +847,7 @@
       <w:r>
         <w:t>a)</w:t>
         <w:tab/>
-        <w:t>Conductor</w:t>
+        <w:t>Elemento de control</w:t>
       </w:r>
     </w:p>
     <w:p>
@@ -867,7 +867,7 @@
       <w:r>
         <w:t>c)</w:t>
         <w:tab/>
-        <w:t>Elemento de control</w:t>
+        <w:t>Conductor</w:t>
       </w:r>
     </w:p>
     <w:p>
@@ -934,7 +934,7 @@
       <w:r>
         <w:t>a)</w:t>
         <w:tab/>
-        <w:t>Conductor</w:t>
+        <w:t>Elemento de control</w:t>
       </w:r>
     </w:p>
     <w:p>
@@ -944,7 +944,7 @@
       <w:r>
         <w:t>b)</w:t>
         <w:tab/>
-        <w:t>Elemento de control</w:t>
+        <w:t>Generador</w:t>
       </w:r>
     </w:p>
     <w:p>
@@ -964,7 +964,7 @@
       <w:r>
         <w:t>d)</w:t>
         <w:tab/>
-        <w:t>Generador</w:t>
+        <w:t>Conductor</w:t>
       </w:r>
     </w:p>
     <w:p>
@@ -1021,7 +1021,7 @@
       <w:r>
         <w:t>a)</w:t>
         <w:tab/>
-        <w:t>Generador</w:t>
+        <w:t>Receptor</w:t>
       </w:r>
     </w:p>
     <w:p>
@@ -1051,7 +1051,7 @@
       <w:r>
         <w:t>d)</w:t>
         <w:tab/>
-        <w:t>Receptor</w:t>
+        <w:t>Generador</w:t>
       </w:r>
     </w:p>
     <w:p>
@@ -1118,7 +1118,7 @@
       <w:r>
         <w:t>b)</w:t>
         <w:tab/>
-        <w:t>Generador</w:t>
+        <w:t>Elemento de control</w:t>
       </w:r>
     </w:p>
     <w:p>
@@ -1128,7 +1128,7 @@
       <w:r>
         <w:t>c)</w:t>
         <w:tab/>
-        <w:t>Elemento de control</w:t>
+        <w:t>Generador</w:t>
       </w:r>
     </w:p>
     <w:p>
@@ -1195,7 +1195,7 @@
       <w:r>
         <w:t>a)</w:t>
         <w:tab/>
-        <w:t>Generador</w:t>
+        <w:t>Receptor</w:t>
       </w:r>
     </w:p>
     <w:p>
@@ -1205,7 +1205,7 @@
       <w:r>
         <w:t>b)</w:t>
         <w:tab/>
-        <w:t>Receptor</w:t>
+        <w:t>Generador</w:t>
       </w:r>
     </w:p>
     <w:p>
@@ -1282,7 +1282,7 @@
       <w:r>
         <w:t>a)</w:t>
         <w:tab/>
-        <w:t>Conductor</w:t>
+        <w:t>Elemento de control</w:t>
       </w:r>
     </w:p>
     <w:p>
@@ -1302,7 +1302,7 @@
       <w:r>
         <w:t>c)</w:t>
         <w:tab/>
-        <w:t>Elemento de control</w:t>
+        <w:t>Conductor</w:t>
       </w:r>
     </w:p>
     <w:p>
@@ -1369,6 +1369,16 @@
       <w:r>
         <w:t>a)</w:t>
         <w:tab/>
+        <w:t>Receptor</w:t>
+      </w:r>
+    </w:p>
+    <w:p>
+      <w:pPr>
+        <w:pStyle w:val="Choice"/>
+      </w:pPr>
+      <w:r>
+        <w:t>b)</w:t>
+        <w:tab/>
         <w:t>Conductor</w:t>
       </w:r>
     </w:p>
@@ -1377,19 +1387,9 @@
         <w:pStyle w:val="Choice"/>
       </w:pPr>
       <w:r>
-        <w:t>b)</w:t>
+        <w:t>c)</w:t>
         <w:tab/>
         <w:t>Generador</w:t>
-      </w:r>
-    </w:p>
-    <w:p>
-      <w:pPr>
-        <w:pStyle w:val="Choice"/>
-      </w:pPr>
-      <w:r>
-        <w:t>c)</w:t>
-        <w:tab/>
-        <w:t>Receptor</w:t>
       </w:r>
     </w:p>
     <w:p>
@@ -1456,7 +1456,7 @@
       <w:r>
         <w:t>a)</w:t>
         <w:tab/>
-        <w:t>Conductor</w:t>
+        <w:t>Generador</w:t>
       </w:r>
     </w:p>
     <w:p>
@@ -1476,7 +1476,7 @@
       <w:r>
         <w:t>c)</w:t>
         <w:tab/>
-        <w:t>Generador</w:t>
+        <w:t>Conductor</w:t>
       </w:r>
     </w:p>
     <w:p>
@@ -1553,6 +1553,16 @@
       <w:r>
         <w:t>b)</w:t>
         <w:tab/>
+        <w:t>Receptor</w:t>
+      </w:r>
+    </w:p>
+    <w:p>
+      <w:pPr>
+        <w:pStyle w:val="Choice"/>
+      </w:pPr>
+      <w:r>
+        <w:t>c)</w:t>
+        <w:tab/>
         <w:t>Elemento de control</w:t>
       </w:r>
     </w:p>
@@ -1561,19 +1571,9 @@
         <w:pStyle w:val="Choice"/>
       </w:pPr>
       <w:r>
-        <w:t>c)</w:t>
+        <w:t>d)</w:t>
         <w:tab/>
         <w:t>Conductor</w:t>
-      </w:r>
-    </w:p>
-    <w:p>
-      <w:pPr>
-        <w:pStyle w:val="Choice"/>
-      </w:pPr>
-      <w:r>
-        <w:t>d)</w:t>
-        <w:tab/>
-        <w:t>Receptor</w:t>
       </w:r>
     </w:p>
     <w:p>
@@ -1630,7 +1630,7 @@
       <w:r>
         <w:t>a)</w:t>
         <w:tab/>
-        <w:t>Receptor</w:t>
+        <w:t>Conductor</w:t>
       </w:r>
     </w:p>
     <w:p>
@@ -1639,16 +1639,6 @@
       </w:pPr>
       <w:r>
         <w:t>b)</w:t>
-        <w:tab/>
-        <w:t>Generador</w:t>
-      </w:r>
-    </w:p>
-    <w:p>
-      <w:pPr>
-        <w:pStyle w:val="Choice"/>
-      </w:pPr>
-      <w:r>
-        <w:t>c)</w:t>
         <w:tab/>
         <w:t>Elemento de control</w:t>
       </w:r>
@@ -1658,9 +1648,19 @@
         <w:pStyle w:val="Choice"/>
       </w:pPr>
       <w:r>
+        <w:t>c)</w:t>
+        <w:tab/>
+        <w:t>Receptor</w:t>
+      </w:r>
+    </w:p>
+    <w:p>
+      <w:pPr>
+        <w:pStyle w:val="Choice"/>
+      </w:pPr>
+      <w:r>
         <w:t>d)</w:t>
         <w:tab/>
-        <w:t>Conductor</w:t>
+        <w:t>Generador</w:t>
       </w:r>
     </w:p>
     <w:p>
@@ -1727,7 +1727,7 @@
       <w:r>
         <w:t>a)</w:t>
         <w:tab/>
-        <w:t>Conductor</w:t>
+        <w:t>Generador</w:t>
       </w:r>
     </w:p>
     <w:p>
@@ -1757,7 +1757,7 @@
       <w:r>
         <w:t>d)</w:t>
         <w:tab/>
-        <w:t>Instrumento de medida</w:t>
+        <w:t>Conductor</w:t>
       </w:r>
     </w:p>
     <w:p>
@@ -1767,7 +1767,7 @@
       <w:r>
         <w:t>e)</w:t>
         <w:tab/>
-        <w:t>Generador</w:t>
+        <w:t>Instrumento de medida</w:t>
       </w:r>
     </w:p>
     <w:p>
@@ -1824,6 +1824,16 @@
       <w:r>
         <w:t>a)</w:t>
         <w:tab/>
+        <w:t>Elemento de control</w:t>
+      </w:r>
+    </w:p>
+    <w:p>
+      <w:pPr>
+        <w:pStyle w:val="Choice"/>
+      </w:pPr>
+      <w:r>
+        <w:t>b)</w:t>
+        <w:tab/>
         <w:t>Generador</w:t>
       </w:r>
     </w:p>
@@ -1832,7 +1842,7 @@
         <w:pStyle w:val="Choice"/>
       </w:pPr>
       <w:r>
-        <w:t>b)</w:t>
+        <w:t>c)</w:t>
         <w:tab/>
         <w:t>Conductor</w:t>
       </w:r>
@@ -1842,19 +1852,9 @@
         <w:pStyle w:val="Choice"/>
       </w:pPr>
       <w:r>
-        <w:t>c)</w:t>
+        <w:t>d)</w:t>
         <w:tab/>
         <w:t>Receptor</w:t>
-      </w:r>
-    </w:p>
-    <w:p>
-      <w:pPr>
-        <w:pStyle w:val="Choice"/>
-      </w:pPr>
-      <w:r>
-        <w:t>d)</w:t>
-        <w:tab/>
-        <w:t>Elemento de control</w:t>
       </w:r>
     </w:p>
     <w:p>
@@ -1921,7 +1921,7 @@
       <w:r>
         <w:t>b)</w:t>
         <w:tab/>
-        <w:t>Receptor</w:t>
+        <w:t>Elemento de control</w:t>
       </w:r>
     </w:p>
     <w:p>
@@ -1931,7 +1931,7 @@
       <w:r>
         <w:t>c)</w:t>
         <w:tab/>
-        <w:t>Elemento de control</w:t>
+        <w:t>Receptor</w:t>
       </w:r>
     </w:p>
     <w:p>
@@ -2008,6 +2008,16 @@
       <w:r>
         <w:t>b)</w:t>
         <w:tab/>
+        <w:t>Receptor</w:t>
+      </w:r>
+    </w:p>
+    <w:p>
+      <w:pPr>
+        <w:pStyle w:val="Choice"/>
+      </w:pPr>
+      <w:r>
+        <w:t>c)</w:t>
+        <w:tab/>
         <w:t>Conductor</w:t>
       </w:r>
     </w:p>
@@ -2016,19 +2026,9 @@
         <w:pStyle w:val="Choice"/>
       </w:pPr>
       <w:r>
-        <w:t>c)</w:t>
+        <w:t>d)</w:t>
         <w:tab/>
         <w:t>Elemento de control</w:t>
-      </w:r>
-    </w:p>
-    <w:p>
-      <w:pPr>
-        <w:pStyle w:val="Choice"/>
-      </w:pPr>
-      <w:r>
-        <w:t>d)</w:t>
-        <w:tab/>
-        <w:t>Receptor</w:t>
       </w:r>
     </w:p>
     <w:p>
@@ -2105,7 +2105,7 @@
       <w:r>
         <w:t>c)</w:t>
         <w:tab/>
-        <w:t>Elemento de control</w:t>
+        <w:t>Conductor</w:t>
       </w:r>
     </w:p>
     <w:p>
@@ -2115,7 +2115,7 @@
       <w:r>
         <w:t>d)</w:t>
         <w:tab/>
-        <w:t>Conductor</w:t>
+        <w:t>Elemento de control</w:t>
       </w:r>
     </w:p>
     <w:p>
@@ -2172,6 +2172,16 @@
       <w:r>
         <w:t>a)</w:t>
         <w:tab/>
+        <w:t>Receptor</w:t>
+      </w:r>
+    </w:p>
+    <w:p>
+      <w:pPr>
+        <w:pStyle w:val="Choice"/>
+      </w:pPr>
+      <w:r>
+        <w:t>b)</w:t>
+        <w:tab/>
         <w:t>Conductor</w:t>
       </w:r>
     </w:p>
@@ -2180,19 +2190,9 @@
         <w:pStyle w:val="Choice"/>
       </w:pPr>
       <w:r>
-        <w:t>b)</w:t>
+        <w:t>c)</w:t>
         <w:tab/>
         <w:t>Elemento de control</w:t>
-      </w:r>
-    </w:p>
-    <w:p>
-      <w:pPr>
-        <w:pStyle w:val="Choice"/>
-      </w:pPr>
-      <w:r>
-        <w:t>c)</w:t>
-        <w:tab/>
-        <w:t>Receptor</w:t>
       </w:r>
     </w:p>
     <w:p>
@@ -2259,16 +2259,6 @@
       <w:r>
         <w:t>a)</w:t>
         <w:tab/>
-        <w:t>Generador</w:t>
-      </w:r>
-    </w:p>
-    <w:p>
-      <w:pPr>
-        <w:pStyle w:val="Choice"/>
-      </w:pPr>
-      <w:r>
-        <w:t>b)</w:t>
-        <w:tab/>
         <w:t>Componente electrónico</w:t>
       </w:r>
     </w:p>
@@ -2277,7 +2267,7 @@
         <w:pStyle w:val="Choice"/>
       </w:pPr>
       <w:r>
-        <w:t>c)</w:t>
+        <w:t>b)</w:t>
         <w:tab/>
         <w:t>Receptor</w:t>
       </w:r>
@@ -2287,9 +2277,9 @@
         <w:pStyle w:val="Choice"/>
       </w:pPr>
       <w:r>
-        <w:t>d)</w:t>
+        <w:t>c)</w:t>
         <w:tab/>
-        <w:t>Conductor</w:t>
+        <w:t>Elemento de control</w:t>
       </w:r>
     </w:p>
     <w:p>
@@ -2297,9 +2287,19 @@
         <w:pStyle w:val="Choice"/>
       </w:pPr>
       <w:r>
+        <w:t>d)</w:t>
+        <w:tab/>
+        <w:t>Generador</w:t>
+      </w:r>
+    </w:p>
+    <w:p>
+      <w:pPr>
+        <w:pStyle w:val="Choice"/>
+      </w:pPr>
+      <w:r>
         <w:t>e)</w:t>
         <w:tab/>
-        <w:t>Elemento de control</w:t>
+        <w:t>Conductor</w:t>
       </w:r>
     </w:p>
     <w:p>
@@ -2356,7 +2356,7 @@
       <w:r>
         <w:t>a)</w:t>
         <w:tab/>
-        <w:t>Componente electrónico</w:t>
+        <w:t>Elemento de control</w:t>
       </w:r>
     </w:p>
     <w:p>
@@ -2376,16 +2376,6 @@
       <w:r>
         <w:t>c)</w:t>
         <w:tab/>
-        <w:t>Receptor</w:t>
-      </w:r>
-    </w:p>
-    <w:p>
-      <w:pPr>
-        <w:pStyle w:val="Choice"/>
-      </w:pPr>
-      <w:r>
-        <w:t>d)</w:t>
-        <w:tab/>
         <w:t>Conductor</w:t>
       </w:r>
     </w:p>
@@ -2394,9 +2384,19 @@
         <w:pStyle w:val="Choice"/>
       </w:pPr>
       <w:r>
+        <w:t>d)</w:t>
+        <w:tab/>
+        <w:t>Componente electrónico</w:t>
+      </w:r>
+    </w:p>
+    <w:p>
+      <w:pPr>
+        <w:pStyle w:val="Choice"/>
+      </w:pPr>
+      <w:r>
         <w:t>e)</w:t>
         <w:tab/>
-        <w:t>Elemento de control</w:t>
+        <w:t>Receptor</w:t>
       </w:r>
     </w:p>
     <w:p>
@@ -2453,6 +2453,16 @@
       <w:r>
         <w:t>a)</w:t>
         <w:tab/>
+        <w:t>Componente electrónico</w:t>
+      </w:r>
+    </w:p>
+    <w:p>
+      <w:pPr>
+        <w:pStyle w:val="Choice"/>
+      </w:pPr>
+      <w:r>
+        <w:t>b)</w:t>
+        <w:tab/>
         <w:t>Elemento de control</w:t>
       </w:r>
     </w:p>
@@ -2461,19 +2471,9 @@
         <w:pStyle w:val="Choice"/>
       </w:pPr>
       <w:r>
-        <w:t>b)</w:t>
-        <w:tab/>
-        <w:t>Conductor</w:t>
-      </w:r>
-    </w:p>
-    <w:p>
-      <w:pPr>
-        <w:pStyle w:val="Choice"/>
-      </w:pPr>
-      <w:r>
         <w:t>c)</w:t>
         <w:tab/>
-        <w:t>Componente electrónico</w:t>
+        <w:t>Generador</w:t>
       </w:r>
     </w:p>
     <w:p>
@@ -2493,7 +2493,7 @@
       <w:r>
         <w:t>e)</w:t>
         <w:tab/>
-        <w:t>Generador</w:t>
+        <w:t>Conductor</w:t>
       </w:r>
     </w:p>
     <w:p>
@@ -2550,6 +2550,26 @@
       <w:r>
         <w:t>a)</w:t>
         <w:tab/>
+        <w:t>Generador</w:t>
+      </w:r>
+    </w:p>
+    <w:p>
+      <w:pPr>
+        <w:pStyle w:val="Choice"/>
+      </w:pPr>
+      <w:r>
+        <w:t>b)</w:t>
+        <w:tab/>
+        <w:t>Componente electrónico</w:t>
+      </w:r>
+    </w:p>
+    <w:p>
+      <w:pPr>
+        <w:pStyle w:val="Choice"/>
+      </w:pPr>
+      <w:r>
+        <w:t>c)</w:t>
+        <w:tab/>
         <w:t>Conductor</w:t>
       </w:r>
     </w:p>
@@ -2558,29 +2578,9 @@
         <w:pStyle w:val="Choice"/>
       </w:pPr>
       <w:r>
-        <w:t>b)</w:t>
-        <w:tab/>
-        <w:t>Generador</w:t>
-      </w:r>
-    </w:p>
-    <w:p>
-      <w:pPr>
-        <w:pStyle w:val="Choice"/>
-      </w:pPr>
-      <w:r>
-        <w:t>c)</w:t>
+        <w:t>d)</w:t>
         <w:tab/>
         <w:t>Elemento de control</w:t>
-      </w:r>
-    </w:p>
-    <w:p>
-      <w:pPr>
-        <w:pStyle w:val="Choice"/>
-      </w:pPr>
-      <w:r>
-        <w:t>d)</w:t>
-        <w:tab/>
-        <w:t>Componente electrónico</w:t>
       </w:r>
     </w:p>
     <w:p>
@@ -2647,6 +2647,16 @@
       <w:r>
         <w:t>b)</w:t>
         <w:tab/>
+        <w:t>Receptor</w:t>
+      </w:r>
+    </w:p>
+    <w:p>
+      <w:pPr>
+        <w:pStyle w:val="Choice"/>
+      </w:pPr>
+      <w:r>
+        <w:t>c)</w:t>
+        <w:tab/>
         <w:t>Sensor</w:t>
       </w:r>
     </w:p>
@@ -2655,9 +2665,9 @@
         <w:pStyle w:val="Choice"/>
       </w:pPr>
       <w:r>
-        <w:t>c)</w:t>
+        <w:t>d)</w:t>
         <w:tab/>
-        <w:t>Receptor</w:t>
+        <w:t>Componente electrónico</w:t>
       </w:r>
     </w:p>
     <w:p>
@@ -2665,19 +2675,9 @@
         <w:pStyle w:val="Choice"/>
       </w:pPr>
       <w:r>
-        <w:t>d)</w:t>
+        <w:t>e)</w:t>
         <w:tab/>
         <w:t>Elemento de control</w:t>
-      </w:r>
-    </w:p>
-    <w:p>
-      <w:pPr>
-        <w:pStyle w:val="Choice"/>
-      </w:pPr>
-      <w:r>
-        <w:t>e)</w:t>
-        <w:tab/>
-        <w:t>Componente electrónico</w:t>
       </w:r>
     </w:p>
     <w:p>
@@ -2734,7 +2734,7 @@
       <w:r>
         <w:t>a)</w:t>
         <w:tab/>
-        <w:t>Conductor</w:t>
+        <w:t>Elemento de control</w:t>
       </w:r>
     </w:p>
     <w:p>
@@ -2743,16 +2743,6 @@
       </w:pPr>
       <w:r>
         <w:t>b)</w:t>
-        <w:tab/>
-        <w:t>Sensor</w:t>
-      </w:r>
-    </w:p>
-    <w:p>
-      <w:pPr>
-        <w:pStyle w:val="Choice"/>
-      </w:pPr>
-      <w:r>
-        <w:t>c)</w:t>
         <w:tab/>
         <w:t>Generador</w:t>
       </w:r>
@@ -2762,9 +2752,19 @@
         <w:pStyle w:val="Choice"/>
       </w:pPr>
       <w:r>
+        <w:t>c)</w:t>
+        <w:tab/>
+        <w:t>Conductor</w:t>
+      </w:r>
+    </w:p>
+    <w:p>
+      <w:pPr>
+        <w:pStyle w:val="Choice"/>
+      </w:pPr>
+      <w:r>
         <w:t>d)</w:t>
         <w:tab/>
-        <w:t>Elemento de control</w:t>
+        <w:t>Sensor</w:t>
       </w:r>
     </w:p>
     <w:p>
@@ -2831,6 +2831,26 @@
       <w:r>
         <w:t>a)</w:t>
         <w:tab/>
+        <w:t>Sensor</w:t>
+      </w:r>
+    </w:p>
+    <w:p>
+      <w:pPr>
+        <w:pStyle w:val="Choice"/>
+      </w:pPr>
+      <w:r>
+        <w:t>b)</w:t>
+        <w:tab/>
+        <w:t>Generador</w:t>
+      </w:r>
+    </w:p>
+    <w:p>
+      <w:pPr>
+        <w:pStyle w:val="Choice"/>
+      </w:pPr>
+      <w:r>
+        <w:t>c)</w:t>
+        <w:tab/>
         <w:t>Conductor</w:t>
       </w:r>
     </w:p>
@@ -2839,17 +2859,7 @@
         <w:pStyle w:val="Choice"/>
       </w:pPr>
       <w:r>
-        <w:t>b)</w:t>
-        <w:tab/>
-        <w:t>Receptor</w:t>
-      </w:r>
-    </w:p>
-    <w:p>
-      <w:pPr>
-        <w:pStyle w:val="Choice"/>
-      </w:pPr>
-      <w:r>
-        <w:t>c)</w:t>
+        <w:t>d)</w:t>
         <w:tab/>
         <w:t>Elemento de control</w:t>
       </w:r>
@@ -2859,19 +2869,9 @@
         <w:pStyle w:val="Choice"/>
       </w:pPr>
       <w:r>
-        <w:t>d)</w:t>
-        <w:tab/>
-        <w:t>Sensor</w:t>
-      </w:r>
-    </w:p>
-    <w:p>
-      <w:pPr>
-        <w:pStyle w:val="Choice"/>
-      </w:pPr>
-      <w:r>
         <w:t>e)</w:t>
         <w:tab/>
-        <w:t>Generador</w:t>
+        <w:t>Receptor</w:t>
       </w:r>
     </w:p>
     <w:p>
@@ -2928,16 +2928,6 @@
       <w:r>
         <w:t>a)</w:t>
         <w:tab/>
-        <w:t>Sensor</w:t>
-      </w:r>
-    </w:p>
-    <w:p>
-      <w:pPr>
-        <w:pStyle w:val="Choice"/>
-      </w:pPr>
-      <w:r>
-        <w:t>b)</w:t>
-        <w:tab/>
         <w:t>Receptor</w:t>
       </w:r>
     </w:p>
@@ -2946,9 +2936,19 @@
         <w:pStyle w:val="Choice"/>
       </w:pPr>
       <w:r>
+        <w:t>b)</w:t>
+        <w:tab/>
+        <w:t>Elemento de control</w:t>
+      </w:r>
+    </w:p>
+    <w:p>
+      <w:pPr>
+        <w:pStyle w:val="Choice"/>
+      </w:pPr>
+      <w:r>
         <w:t>c)</w:t>
         <w:tab/>
-        <w:t>Elemento de control</w:t>
+        <w:t>Sensor</w:t>
       </w:r>
     </w:p>
     <w:p>

--- a/build/es_electric_components_type.docx
+++ b/build/es_electric_components_type.docx
@@ -64,6 +64,16 @@
       <w:r>
         <w:t>a)</w:t>
         <w:tab/>
+        <w:t>Receptor</w:t>
+      </w:r>
+    </w:p>
+    <w:p>
+      <w:pPr>
+        <w:pStyle w:val="Choice"/>
+      </w:pPr>
+      <w:r>
+        <w:t>b)</w:t>
+        <w:tab/>
         <w:t>Generador</w:t>
       </w:r>
     </w:p>
@@ -72,9 +82,9 @@
         <w:pStyle w:val="Choice"/>
       </w:pPr>
       <w:r>
-        <w:t>b)</w:t>
+        <w:t>c)</w:t>
         <w:tab/>
-        <w:t>Receptor</w:t>
+        <w:t>Elemento de control</w:t>
       </w:r>
     </w:p>
     <w:p>
@@ -82,19 +92,9 @@
         <w:pStyle w:val="Choice"/>
       </w:pPr>
       <w:r>
-        <w:t>c)</w:t>
+        <w:t>d)</w:t>
         <w:tab/>
         <w:t>Conductor</w:t>
-      </w:r>
-    </w:p>
-    <w:p>
-      <w:pPr>
-        <w:pStyle w:val="Choice"/>
-      </w:pPr>
-      <w:r>
-        <w:t>d)</w:t>
-        <w:tab/>
-        <w:t>Elemento de control</w:t>
       </w:r>
     </w:p>
     <w:p>
@@ -161,7 +161,7 @@
       <w:r>
         <w:t>b)</w:t>
         <w:tab/>
-        <w:t>Receptor</w:t>
+        <w:t>Generador</w:t>
       </w:r>
     </w:p>
     <w:p>
@@ -171,7 +171,7 @@
       <w:r>
         <w:t>c)</w:t>
         <w:tab/>
-        <w:t>Generador</w:t>
+        <w:t>Receptor</w:t>
       </w:r>
     </w:p>
     <w:p>
@@ -238,7 +238,7 @@
       <w:r>
         <w:t>a)</w:t>
         <w:tab/>
-        <w:t>Conductor</w:t>
+        <w:t>Elemento de control</w:t>
       </w:r>
     </w:p>
     <w:p>
@@ -248,7 +248,7 @@
       <w:r>
         <w:t>b)</w:t>
         <w:tab/>
-        <w:t>Elemento de control</w:t>
+        <w:t>Receptor</w:t>
       </w:r>
     </w:p>
     <w:p>
@@ -268,7 +268,7 @@
       <w:r>
         <w:t>d)</w:t>
         <w:tab/>
-        <w:t>Receptor</w:t>
+        <w:t>Conductor</w:t>
       </w:r>
     </w:p>
     <w:p>
@@ -499,7 +499,7 @@
       <w:r>
         <w:t>a)</w:t>
         <w:tab/>
-        <w:t>Conductor</w:t>
+        <w:t>Receptor</w:t>
       </w:r>
     </w:p>
     <w:p>
@@ -509,7 +509,7 @@
       <w:r>
         <w:t>b)</w:t>
         <w:tab/>
-        <w:t>Generador</w:t>
+        <w:t>Conductor</w:t>
       </w:r>
     </w:p>
     <w:p>
@@ -529,7 +529,7 @@
       <w:r>
         <w:t>d)</w:t>
         <w:tab/>
-        <w:t>Receptor</w:t>
+        <w:t>Generador</w:t>
       </w:r>
     </w:p>
     <w:p>
@@ -596,6 +596,16 @@
       <w:r>
         <w:t>b)</w:t>
         <w:tab/>
+        <w:t>Receptor</w:t>
+      </w:r>
+    </w:p>
+    <w:p>
+      <w:pPr>
+        <w:pStyle w:val="Choice"/>
+      </w:pPr>
+      <w:r>
+        <w:t>c)</w:t>
+        <w:tab/>
         <w:t>Conductor</w:t>
       </w:r>
     </w:p>
@@ -604,19 +614,9 @@
         <w:pStyle w:val="Choice"/>
       </w:pPr>
       <w:r>
-        <w:t>c)</w:t>
+        <w:t>d)</w:t>
         <w:tab/>
         <w:t>Generador</w:t>
-      </w:r>
-    </w:p>
-    <w:p>
-      <w:pPr>
-        <w:pStyle w:val="Choice"/>
-      </w:pPr>
-      <w:r>
-        <w:t>d)</w:t>
-        <w:tab/>
-        <w:t>Receptor</w:t>
       </w:r>
     </w:p>
     <w:p>
@@ -693,7 +693,7 @@
       <w:r>
         <w:t>c)</w:t>
         <w:tab/>
-        <w:t>Receptor</w:t>
+        <w:t>Elemento de control</w:t>
       </w:r>
     </w:p>
     <w:p>
@@ -703,7 +703,7 @@
       <w:r>
         <w:t>d)</w:t>
         <w:tab/>
-        <w:t>Elemento de control</w:t>
+        <w:t>Receptor</w:t>
       </w:r>
     </w:p>
     <w:p>
@@ -760,6 +760,16 @@
       <w:r>
         <w:t>a)</w:t>
         <w:tab/>
+        <w:t>Receptor</w:t>
+      </w:r>
+    </w:p>
+    <w:p>
+      <w:pPr>
+        <w:pStyle w:val="Choice"/>
+      </w:pPr>
+      <w:r>
+        <w:t>b)</w:t>
+        <w:tab/>
         <w:t>Elemento de control</w:t>
       </w:r>
     </w:p>
@@ -768,9 +778,9 @@
         <w:pStyle w:val="Choice"/>
       </w:pPr>
       <w:r>
-        <w:t>b)</w:t>
+        <w:t>c)</w:t>
         <w:tab/>
-        <w:t>Generador</w:t>
+        <w:t>Conductor</w:t>
       </w:r>
     </w:p>
     <w:p>
@@ -778,19 +788,9 @@
         <w:pStyle w:val="Choice"/>
       </w:pPr>
       <w:r>
-        <w:t>c)</w:t>
-        <w:tab/>
-        <w:t>Receptor</w:t>
-      </w:r>
-    </w:p>
-    <w:p>
-      <w:pPr>
-        <w:pStyle w:val="Choice"/>
-      </w:pPr>
-      <w:r>
         <w:t>d)</w:t>
         <w:tab/>
-        <w:t>Conductor</w:t>
+        <w:t>Generador</w:t>
       </w:r>
     </w:p>
     <w:p>
@@ -857,16 +857,6 @@
       <w:r>
         <w:t>b)</w:t>
         <w:tab/>
-        <w:t>Generador</w:t>
-      </w:r>
-    </w:p>
-    <w:p>
-      <w:pPr>
-        <w:pStyle w:val="Choice"/>
-      </w:pPr>
-      <w:r>
-        <w:t>c)</w:t>
-        <w:tab/>
         <w:t>Conductor</w:t>
       </w:r>
     </w:p>
@@ -875,9 +865,19 @@
         <w:pStyle w:val="Choice"/>
       </w:pPr>
       <w:r>
+        <w:t>c)</w:t>
+        <w:tab/>
+        <w:t>Receptor</w:t>
+      </w:r>
+    </w:p>
+    <w:p>
+      <w:pPr>
+        <w:pStyle w:val="Choice"/>
+      </w:pPr>
+      <w:r>
         <w:t>d)</w:t>
         <w:tab/>
-        <w:t>Receptor</w:t>
+        <w:t>Generador</w:t>
       </w:r>
     </w:p>
     <w:p>
@@ -934,7 +934,7 @@
       <w:r>
         <w:t>a)</w:t>
         <w:tab/>
-        <w:t>Elemento de control</w:t>
+        <w:t>Conductor</w:t>
       </w:r>
     </w:p>
     <w:p>
@@ -943,16 +943,6 @@
       </w:pPr>
       <w:r>
         <w:t>b)</w:t>
-        <w:tab/>
-        <w:t>Generador</w:t>
-      </w:r>
-    </w:p>
-    <w:p>
-      <w:pPr>
-        <w:pStyle w:val="Choice"/>
-      </w:pPr>
-      <w:r>
-        <w:t>c)</w:t>
         <w:tab/>
         <w:t>Receptor</w:t>
       </w:r>
@@ -962,9 +952,19 @@
         <w:pStyle w:val="Choice"/>
       </w:pPr>
       <w:r>
+        <w:t>c)</w:t>
+        <w:tab/>
+        <w:t>Elemento de control</w:t>
+      </w:r>
+    </w:p>
+    <w:p>
+      <w:pPr>
+        <w:pStyle w:val="Choice"/>
+      </w:pPr>
+      <w:r>
         <w:t>d)</w:t>
         <w:tab/>
-        <w:t>Conductor</w:t>
+        <w:t>Generador</w:t>
       </w:r>
     </w:p>
     <w:p>
@@ -1021,7 +1021,7 @@
       <w:r>
         <w:t>a)</w:t>
         <w:tab/>
-        <w:t>Receptor</w:t>
+        <w:t>Generador</w:t>
       </w:r>
     </w:p>
     <w:p>
@@ -1041,7 +1041,7 @@
       <w:r>
         <w:t>c)</w:t>
         <w:tab/>
-        <w:t>Elemento de control</w:t>
+        <w:t>Receptor</w:t>
       </w:r>
     </w:p>
     <w:p>
@@ -1051,7 +1051,7 @@
       <w:r>
         <w:t>d)</w:t>
         <w:tab/>
-        <w:t>Generador</w:t>
+        <w:t>Elemento de control</w:t>
       </w:r>
     </w:p>
     <w:p>
@@ -1118,6 +1118,16 @@
       <w:r>
         <w:t>b)</w:t>
         <w:tab/>
+        <w:t>Conductor</w:t>
+      </w:r>
+    </w:p>
+    <w:p>
+      <w:pPr>
+        <w:pStyle w:val="Choice"/>
+      </w:pPr>
+      <w:r>
+        <w:t>c)</w:t>
+        <w:tab/>
         <w:t>Elemento de control</w:t>
       </w:r>
     </w:p>
@@ -1126,19 +1136,9 @@
         <w:pStyle w:val="Choice"/>
       </w:pPr>
       <w:r>
-        <w:t>c)</w:t>
+        <w:t>d)</w:t>
         <w:tab/>
         <w:t>Generador</w:t>
-      </w:r>
-    </w:p>
-    <w:p>
-      <w:pPr>
-        <w:pStyle w:val="Choice"/>
-      </w:pPr>
-      <w:r>
-        <w:t>d)</w:t>
-        <w:tab/>
-        <w:t>Conductor</w:t>
       </w:r>
     </w:p>
     <w:p>
@@ -1195,7 +1195,7 @@
       <w:r>
         <w:t>a)</w:t>
         <w:tab/>
-        <w:t>Receptor</w:t>
+        <w:t>Conductor</w:t>
       </w:r>
     </w:p>
     <w:p>
@@ -1205,7 +1205,7 @@
       <w:r>
         <w:t>b)</w:t>
         <w:tab/>
-        <w:t>Generador</w:t>
+        <w:t>Receptor</w:t>
       </w:r>
     </w:p>
     <w:p>
@@ -1225,7 +1225,7 @@
       <w:r>
         <w:t>d)</w:t>
         <w:tab/>
-        <w:t>Conductor</w:t>
+        <w:t>Generador</w:t>
       </w:r>
     </w:p>
     <w:p>
@@ -1282,7 +1282,7 @@
       <w:r>
         <w:t>a)</w:t>
         <w:tab/>
-        <w:t>Elemento de control</w:t>
+        <w:t>Receptor</w:t>
       </w:r>
     </w:p>
     <w:p>
@@ -1292,7 +1292,7 @@
       <w:r>
         <w:t>b)</w:t>
         <w:tab/>
-        <w:t>Receptor</w:t>
+        <w:t>Elemento de control</w:t>
       </w:r>
     </w:p>
     <w:p>
@@ -1369,7 +1369,7 @@
       <w:r>
         <w:t>a)</w:t>
         <w:tab/>
-        <w:t>Receptor</w:t>
+        <w:t>Elemento de control</w:t>
       </w:r>
     </w:p>
     <w:p>
@@ -1378,6 +1378,16 @@
       </w:pPr>
       <w:r>
         <w:t>b)</w:t>
+        <w:tab/>
+        <w:t>Generador</w:t>
+      </w:r>
+    </w:p>
+    <w:p>
+      <w:pPr>
+        <w:pStyle w:val="Choice"/>
+      </w:pPr>
+      <w:r>
+        <w:t>c)</w:t>
         <w:tab/>
         <w:t>Conductor</w:t>
       </w:r>
@@ -1387,19 +1397,9 @@
         <w:pStyle w:val="Choice"/>
       </w:pPr>
       <w:r>
-        <w:t>c)</w:t>
-        <w:tab/>
-        <w:t>Generador</w:t>
-      </w:r>
-    </w:p>
-    <w:p>
-      <w:pPr>
-        <w:pStyle w:val="Choice"/>
-      </w:pPr>
-      <w:r>
         <w:t>d)</w:t>
         <w:tab/>
-        <w:t>Elemento de control</w:t>
+        <w:t>Receptor</w:t>
       </w:r>
     </w:p>
     <w:p>
@@ -1456,7 +1456,7 @@
       <w:r>
         <w:t>a)</w:t>
         <w:tab/>
-        <w:t>Generador</w:t>
+        <w:t>Receptor</w:t>
       </w:r>
     </w:p>
     <w:p>
@@ -1466,7 +1466,7 @@
       <w:r>
         <w:t>b)</w:t>
         <w:tab/>
-        <w:t>Receptor</w:t>
+        <w:t>Elemento de control</w:t>
       </w:r>
     </w:p>
     <w:p>
@@ -1486,7 +1486,7 @@
       <w:r>
         <w:t>d)</w:t>
         <w:tab/>
-        <w:t>Elemento de control</w:t>
+        <w:t>Generador</w:t>
       </w:r>
     </w:p>
     <w:p>
@@ -1543,6 +1543,16 @@
       <w:r>
         <w:t>a)</w:t>
         <w:tab/>
+        <w:t>Elemento de control</w:t>
+      </w:r>
+    </w:p>
+    <w:p>
+      <w:pPr>
+        <w:pStyle w:val="Choice"/>
+      </w:pPr>
+      <w:r>
+        <w:t>b)</w:t>
+        <w:tab/>
         <w:t>Generador</w:t>
       </w:r>
     </w:p>
@@ -1551,9 +1561,9 @@
         <w:pStyle w:val="Choice"/>
       </w:pPr>
       <w:r>
-        <w:t>b)</w:t>
+        <w:t>c)</w:t>
         <w:tab/>
-        <w:t>Receptor</w:t>
+        <w:t>Conductor</w:t>
       </w:r>
     </w:p>
     <w:p>
@@ -1561,19 +1571,9 @@
         <w:pStyle w:val="Choice"/>
       </w:pPr>
       <w:r>
-        <w:t>c)</w:t>
-        <w:tab/>
-        <w:t>Elemento de control</w:t>
-      </w:r>
-    </w:p>
-    <w:p>
-      <w:pPr>
-        <w:pStyle w:val="Choice"/>
-      </w:pPr>
-      <w:r>
         <w:t>d)</w:t>
         <w:tab/>
-        <w:t>Conductor</w:t>
+        <w:t>Receptor</w:t>
       </w:r>
     </w:p>
     <w:p>
@@ -1630,7 +1630,7 @@
       <w:r>
         <w:t>a)</w:t>
         <w:tab/>
-        <w:t>Conductor</w:t>
+        <w:t>Elemento de control</w:t>
       </w:r>
     </w:p>
     <w:p>
@@ -1640,7 +1640,7 @@
       <w:r>
         <w:t>b)</w:t>
         <w:tab/>
-        <w:t>Elemento de control</w:t>
+        <w:t>Generador</w:t>
       </w:r>
     </w:p>
     <w:p>
@@ -1659,16 +1659,6 @@
       </w:pPr>
       <w:r>
         <w:t>d)</w:t>
-        <w:tab/>
-        <w:t>Generador</w:t>
-      </w:r>
-    </w:p>
-    <w:p>
-      <w:pPr>
-        <w:pStyle w:val="Choice"/>
-      </w:pPr>
-      <w:r>
-        <w:t>e)</w:t>
         <w:tab/>
         <w:t>Instrumento de medida</w:t>
       </w:r>
@@ -1727,7 +1717,7 @@
       <w:r>
         <w:t>a)</w:t>
         <w:tab/>
-        <w:t>Generador</w:t>
+        <w:t>Instrumento de medida</w:t>
       </w:r>
     </w:p>
     <w:p>
@@ -1737,7 +1727,7 @@
       <w:r>
         <w:t>b)</w:t>
         <w:tab/>
-        <w:t>Elemento de control</w:t>
+        <w:t>Generador</w:t>
       </w:r>
     </w:p>
     <w:p>
@@ -1757,17 +1747,7 @@
       <w:r>
         <w:t>d)</w:t>
         <w:tab/>
-        <w:t>Conductor</w:t>
-      </w:r>
-    </w:p>
-    <w:p>
-      <w:pPr>
-        <w:pStyle w:val="Choice"/>
-      </w:pPr>
-      <w:r>
-        <w:t>e)</w:t>
-        <w:tab/>
-        <w:t>Instrumento de medida</w:t>
+        <w:t>Elemento de control</w:t>
       </w:r>
     </w:p>
     <w:p>
@@ -1824,6 +1804,16 @@
       <w:r>
         <w:t>a)</w:t>
         <w:tab/>
+        <w:t>Conductor</w:t>
+      </w:r>
+    </w:p>
+    <w:p>
+      <w:pPr>
+        <w:pStyle w:val="Choice"/>
+      </w:pPr>
+      <w:r>
+        <w:t>b)</w:t>
+        <w:tab/>
         <w:t>Elemento de control</w:t>
       </w:r>
     </w:p>
@@ -1832,9 +1822,9 @@
         <w:pStyle w:val="Choice"/>
       </w:pPr>
       <w:r>
-        <w:t>b)</w:t>
+        <w:t>c)</w:t>
         <w:tab/>
-        <w:t>Generador</w:t>
+        <w:t>Receptor</w:t>
       </w:r>
     </w:p>
     <w:p>
@@ -1842,19 +1832,9 @@
         <w:pStyle w:val="Choice"/>
       </w:pPr>
       <w:r>
-        <w:t>c)</w:t>
-        <w:tab/>
-        <w:t>Conductor</w:t>
-      </w:r>
-    </w:p>
-    <w:p>
-      <w:pPr>
-        <w:pStyle w:val="Choice"/>
-      </w:pPr>
-      <w:r>
         <w:t>d)</w:t>
         <w:tab/>
-        <w:t>Receptor</w:t>
+        <w:t>Generador</w:t>
       </w:r>
     </w:p>
     <w:p>
@@ -1911,6 +1891,16 @@
       <w:r>
         <w:t>a)</w:t>
         <w:tab/>
+        <w:t>Receptor</w:t>
+      </w:r>
+    </w:p>
+    <w:p>
+      <w:pPr>
+        <w:pStyle w:val="Choice"/>
+      </w:pPr>
+      <w:r>
+        <w:t>b)</w:t>
+        <w:tab/>
         <w:t>Generador</w:t>
       </w:r>
     </w:p>
@@ -1919,19 +1909,9 @@
         <w:pStyle w:val="Choice"/>
       </w:pPr>
       <w:r>
-        <w:t>b)</w:t>
+        <w:t>c)</w:t>
         <w:tab/>
         <w:t>Elemento de control</w:t>
-      </w:r>
-    </w:p>
-    <w:p>
-      <w:pPr>
-        <w:pStyle w:val="Choice"/>
-      </w:pPr>
-      <w:r>
-        <w:t>c)</w:t>
-        <w:tab/>
-        <w:t>Receptor</w:t>
       </w:r>
     </w:p>
     <w:p>
@@ -1998,16 +1978,6 @@
       <w:r>
         <w:t>a)</w:t>
         <w:tab/>
-        <w:t>Generador</w:t>
-      </w:r>
-    </w:p>
-    <w:p>
-      <w:pPr>
-        <w:pStyle w:val="Choice"/>
-      </w:pPr>
-      <w:r>
-        <w:t>b)</w:t>
-        <w:tab/>
         <w:t>Receptor</w:t>
       </w:r>
     </w:p>
@@ -2016,9 +1986,19 @@
         <w:pStyle w:val="Choice"/>
       </w:pPr>
       <w:r>
+        <w:t>b)</w:t>
+        <w:tab/>
+        <w:t>Conductor</w:t>
+      </w:r>
+    </w:p>
+    <w:p>
+      <w:pPr>
+        <w:pStyle w:val="Choice"/>
+      </w:pPr>
+      <w:r>
         <w:t>c)</w:t>
         <w:tab/>
-        <w:t>Conductor</w:t>
+        <w:t>Generador</w:t>
       </w:r>
     </w:p>
     <w:p>
@@ -2085,16 +2065,6 @@
       <w:r>
         <w:t>a)</w:t>
         <w:tab/>
-        <w:t>Receptor</w:t>
-      </w:r>
-    </w:p>
-    <w:p>
-      <w:pPr>
-        <w:pStyle w:val="Choice"/>
-      </w:pPr>
-      <w:r>
-        <w:t>b)</w:t>
-        <w:tab/>
         <w:t>Generador</w:t>
       </w:r>
     </w:p>
@@ -2103,7 +2073,7 @@
         <w:pStyle w:val="Choice"/>
       </w:pPr>
       <w:r>
-        <w:t>c)</w:t>
+        <w:t>b)</w:t>
         <w:tab/>
         <w:t>Conductor</w:t>
       </w:r>
@@ -2113,9 +2083,19 @@
         <w:pStyle w:val="Choice"/>
       </w:pPr>
       <w:r>
+        <w:t>c)</w:t>
+        <w:tab/>
+        <w:t>Elemento de control</w:t>
+      </w:r>
+    </w:p>
+    <w:p>
+      <w:pPr>
+        <w:pStyle w:val="Choice"/>
+      </w:pPr>
+      <w:r>
         <w:t>d)</w:t>
         <w:tab/>
-        <w:t>Elemento de control</w:t>
+        <w:t>Receptor</w:t>
       </w:r>
     </w:p>
     <w:p>
@@ -2182,7 +2162,7 @@
       <w:r>
         <w:t>b)</w:t>
         <w:tab/>
-        <w:t>Conductor</w:t>
+        <w:t>Elemento de control</w:t>
       </w:r>
     </w:p>
     <w:p>
@@ -2192,7 +2172,7 @@
       <w:r>
         <w:t>c)</w:t>
         <w:tab/>
-        <w:t>Elemento de control</w:t>
+        <w:t>Conductor</w:t>
       </w:r>
     </w:p>
     <w:p>
@@ -2269,6 +2249,16 @@
       <w:r>
         <w:t>b)</w:t>
         <w:tab/>
+        <w:t>Generador</w:t>
+      </w:r>
+    </w:p>
+    <w:p>
+      <w:pPr>
+        <w:pStyle w:val="Choice"/>
+      </w:pPr>
+      <w:r>
+        <w:t>c)</w:t>
+        <w:tab/>
         <w:t>Receptor</w:t>
       </w:r>
     </w:p>
@@ -2277,29 +2267,9 @@
         <w:pStyle w:val="Choice"/>
       </w:pPr>
       <w:r>
-        <w:t>c)</w:t>
+        <w:t>d)</w:t>
         <w:tab/>
         <w:t>Elemento de control</w:t>
-      </w:r>
-    </w:p>
-    <w:p>
-      <w:pPr>
-        <w:pStyle w:val="Choice"/>
-      </w:pPr>
-      <w:r>
-        <w:t>d)</w:t>
-        <w:tab/>
-        <w:t>Generador</w:t>
-      </w:r>
-    </w:p>
-    <w:p>
-      <w:pPr>
-        <w:pStyle w:val="Choice"/>
-      </w:pPr>
-      <w:r>
-        <w:t>e)</w:t>
-        <w:tab/>
-        <w:t>Conductor</w:t>
       </w:r>
     </w:p>
     <w:p>
@@ -2356,6 +2326,16 @@
       <w:r>
         <w:t>a)</w:t>
         <w:tab/>
+        <w:t>Componente electrónico</w:t>
+      </w:r>
+    </w:p>
+    <w:p>
+      <w:pPr>
+        <w:pStyle w:val="Choice"/>
+      </w:pPr>
+      <w:r>
+        <w:t>b)</w:t>
+        <w:tab/>
         <w:t>Elemento de control</w:t>
       </w:r>
     </w:p>
@@ -2364,9 +2344,9 @@
         <w:pStyle w:val="Choice"/>
       </w:pPr>
       <w:r>
-        <w:t>b)</w:t>
+        <w:t>c)</w:t>
         <w:tab/>
-        <w:t>Generador</w:t>
+        <w:t>Receptor</w:t>
       </w:r>
     </w:p>
     <w:p>
@@ -2374,29 +2354,9 @@
         <w:pStyle w:val="Choice"/>
       </w:pPr>
       <w:r>
-        <w:t>c)</w:t>
-        <w:tab/>
-        <w:t>Conductor</w:t>
-      </w:r>
-    </w:p>
-    <w:p>
-      <w:pPr>
-        <w:pStyle w:val="Choice"/>
-      </w:pPr>
-      <w:r>
         <w:t>d)</w:t>
         <w:tab/>
-        <w:t>Componente electrónico</w:t>
-      </w:r>
-    </w:p>
-    <w:p>
-      <w:pPr>
-        <w:pStyle w:val="Choice"/>
-      </w:pPr>
-      <w:r>
-        <w:t>e)</w:t>
-        <w:tab/>
-        <w:t>Receptor</w:t>
+        <w:t>Generador</w:t>
       </w:r>
     </w:p>
     <w:p>
@@ -2453,7 +2413,7 @@
       <w:r>
         <w:t>a)</w:t>
         <w:tab/>
-        <w:t>Componente electrónico</w:t>
+        <w:t>Receptor</w:t>
       </w:r>
     </w:p>
     <w:p>
@@ -2463,7 +2423,7 @@
       <w:r>
         <w:t>b)</w:t>
         <w:tab/>
-        <w:t>Elemento de control</w:t>
+        <w:t>Componente electrónico</w:t>
       </w:r>
     </w:p>
     <w:p>
@@ -2483,17 +2443,7 @@
       <w:r>
         <w:t>d)</w:t>
         <w:tab/>
-        <w:t>Receptor</w:t>
-      </w:r>
-    </w:p>
-    <w:p>
-      <w:pPr>
-        <w:pStyle w:val="Choice"/>
-      </w:pPr>
-      <w:r>
-        <w:t>e)</w:t>
-        <w:tab/>
-        <w:t>Conductor</w:t>
+        <w:t>Elemento de control</w:t>
       </w:r>
     </w:p>
     <w:p>
@@ -2560,6 +2510,16 @@
       <w:r>
         <w:t>b)</w:t>
         <w:tab/>
+        <w:t>Elemento de control</w:t>
+      </w:r>
+    </w:p>
+    <w:p>
+      <w:pPr>
+        <w:pStyle w:val="Choice"/>
+      </w:pPr>
+      <w:r>
+        <w:t>c)</w:t>
+        <w:tab/>
         <w:t>Componente electrónico</w:t>
       </w:r>
     </w:p>
@@ -2568,19 +2528,9 @@
         <w:pStyle w:val="Choice"/>
       </w:pPr>
       <w:r>
-        <w:t>c)</w:t>
+        <w:t>d)</w:t>
         <w:tab/>
         <w:t>Conductor</w:t>
-      </w:r>
-    </w:p>
-    <w:p>
-      <w:pPr>
-        <w:pStyle w:val="Choice"/>
-      </w:pPr>
-      <w:r>
-        <w:t>d)</w:t>
-        <w:tab/>
-        <w:t>Elemento de control</w:t>
       </w:r>
     </w:p>
     <w:p>
@@ -2637,7 +2587,7 @@
       <w:r>
         <w:t>a)</w:t>
         <w:tab/>
-        <w:t>Generador</w:t>
+        <w:t>Componente electrónico</w:t>
       </w:r>
     </w:p>
     <w:p>
@@ -2646,6 +2596,16 @@
       </w:pPr>
       <w:r>
         <w:t>b)</w:t>
+        <w:tab/>
+        <w:t>Elemento de control</w:t>
+      </w:r>
+    </w:p>
+    <w:p>
+      <w:pPr>
+        <w:pStyle w:val="Choice"/>
+      </w:pPr>
+      <w:r>
+        <w:t>c)</w:t>
         <w:tab/>
         <w:t>Receptor</w:t>
       </w:r>
@@ -2655,29 +2615,9 @@
         <w:pStyle w:val="Choice"/>
       </w:pPr>
       <w:r>
-        <w:t>c)</w:t>
-        <w:tab/>
-        <w:t>Sensor</w:t>
-      </w:r>
-    </w:p>
-    <w:p>
-      <w:pPr>
-        <w:pStyle w:val="Choice"/>
-      </w:pPr>
-      <w:r>
         <w:t>d)</w:t>
         <w:tab/>
-        <w:t>Componente electrónico</w:t>
-      </w:r>
-    </w:p>
-    <w:p>
-      <w:pPr>
-        <w:pStyle w:val="Choice"/>
-      </w:pPr>
-      <w:r>
-        <w:t>e)</w:t>
-        <w:tab/>
-        <w:t>Elemento de control</w:t>
+        <w:t>Generador</w:t>
       </w:r>
     </w:p>
     <w:p>
@@ -2734,7 +2674,7 @@
       <w:r>
         <w:t>a)</w:t>
         <w:tab/>
-        <w:t>Elemento de control</w:t>
+        <w:t>Receptor</w:t>
       </w:r>
     </w:p>
     <w:p>
@@ -2743,26 +2683,6 @@
       </w:pPr>
       <w:r>
         <w:t>b)</w:t>
-        <w:tab/>
-        <w:t>Generador</w:t>
-      </w:r>
-    </w:p>
-    <w:p>
-      <w:pPr>
-        <w:pStyle w:val="Choice"/>
-      </w:pPr>
-      <w:r>
-        <w:t>c)</w:t>
-        <w:tab/>
-        <w:t>Conductor</w:t>
-      </w:r>
-    </w:p>
-    <w:p>
-      <w:pPr>
-        <w:pStyle w:val="Choice"/>
-      </w:pPr>
-      <w:r>
-        <w:t>d)</w:t>
         <w:tab/>
         <w:t>Sensor</w:t>
       </w:r>
@@ -2772,9 +2692,19 @@
         <w:pStyle w:val="Choice"/>
       </w:pPr>
       <w:r>
-        <w:t>e)</w:t>
+        <w:t>c)</w:t>
         <w:tab/>
-        <w:t>Receptor</w:t>
+        <w:t>Elemento de control</w:t>
+      </w:r>
+    </w:p>
+    <w:p>
+      <w:pPr>
+        <w:pStyle w:val="Choice"/>
+      </w:pPr>
+      <w:r>
+        <w:t>d)</w:t>
+        <w:tab/>
+        <w:t>Conductor</w:t>
       </w:r>
     </w:p>
     <w:p>
@@ -2831,7 +2761,7 @@
       <w:r>
         <w:t>a)</w:t>
         <w:tab/>
-        <w:t>Sensor</w:t>
+        <w:t>Receptor</w:t>
       </w:r>
     </w:p>
     <w:p>
@@ -2840,16 +2770,6 @@
       </w:pPr>
       <w:r>
         <w:t>b)</w:t>
-        <w:tab/>
-        <w:t>Generador</w:t>
-      </w:r>
-    </w:p>
-    <w:p>
-      <w:pPr>
-        <w:pStyle w:val="Choice"/>
-      </w:pPr>
-      <w:r>
-        <w:t>c)</w:t>
         <w:tab/>
         <w:t>Conductor</w:t>
       </w:r>
@@ -2859,19 +2779,19 @@
         <w:pStyle w:val="Choice"/>
       </w:pPr>
       <w:r>
+        <w:t>c)</w:t>
+        <w:tab/>
+        <w:t>Sensor</w:t>
+      </w:r>
+    </w:p>
+    <w:p>
+      <w:pPr>
+        <w:pStyle w:val="Choice"/>
+      </w:pPr>
+      <w:r>
         <w:t>d)</w:t>
         <w:tab/>
         <w:t>Elemento de control</w:t>
-      </w:r>
-    </w:p>
-    <w:p>
-      <w:pPr>
-        <w:pStyle w:val="Choice"/>
-      </w:pPr>
-      <w:r>
-        <w:t>e)</w:t>
-        <w:tab/>
-        <w:t>Receptor</w:t>
       </w:r>
     </w:p>
     <w:p>
@@ -2928,7 +2848,7 @@
       <w:r>
         <w:t>a)</w:t>
         <w:tab/>
-        <w:t>Receptor</w:t>
+        <w:t>Sensor</w:t>
       </w:r>
     </w:p>
     <w:p>
@@ -2948,7 +2868,7 @@
       <w:r>
         <w:t>c)</w:t>
         <w:tab/>
-        <w:t>Sensor</w:t>
+        <w:t>Receptor</w:t>
       </w:r>
     </w:p>
     <w:p>
@@ -2957,16 +2877,6 @@
       </w:pPr>
       <w:r>
         <w:t>d)</w:t>
-        <w:tab/>
-        <w:t>Generador</w:t>
-      </w:r>
-    </w:p>
-    <w:p>
-      <w:pPr>
-        <w:pStyle w:val="Choice"/>
-      </w:pPr>
-      <w:r>
-        <w:t>e)</w:t>
         <w:tab/>
         <w:t>Conductor</w:t>
       </w:r>
